--- a/Exc4/ADR.docx
+++ b/Exc4/ADR.docx
@@ -13,7 +13,6 @@
           <w:color w:val="000000"/>
           <w:sz w:val="26"/>
           <w:szCs w:val="26"/>
-          <w:lang w:val="ru-RU"/>
         </w:rPr>
       </w:pPr>
       <w:bookmarkStart w:id="0" w:name="_b7urdng99y53" w:colFirst="0" w:colLast="0"/>
@@ -43,7 +42,6 @@
           <w:color w:val="000000"/>
           <w:sz w:val="26"/>
           <w:szCs w:val="26"/>
-          <w:lang w:val="ru-RU"/>
         </w:rPr>
         <w:t xml:space="preserve"> </w:t>
       </w:r>
@@ -53,7 +51,6 @@
           <w:color w:val="000000"/>
           <w:sz w:val="26"/>
           <w:szCs w:val="26"/>
-          <w:lang w:val="ru-RU"/>
         </w:rPr>
         <w:t>реализации передачи ставок в кол-центр</w:t>
       </w:r>
@@ -69,7 +66,6 @@
           <w:color w:val="000000"/>
           <w:sz w:val="26"/>
           <w:szCs w:val="26"/>
-          <w:lang w:val="ru-RU"/>
         </w:rPr>
       </w:pPr>
       <w:bookmarkStart w:id="1" w:name="_hjk0fkfyohdk" w:colFirst="0" w:colLast="0"/>
@@ -89,7 +85,6 @@
           <w:color w:val="000000"/>
           <w:sz w:val="26"/>
           <w:szCs w:val="26"/>
-          <w:lang w:val="ru-RU"/>
         </w:rPr>
         <w:t xml:space="preserve"> </w:t>
       </w:r>
@@ -99,7 +94,6 @@
           <w:color w:val="000000"/>
           <w:sz w:val="26"/>
           <w:szCs w:val="26"/>
-          <w:lang w:val="ru-RU"/>
         </w:rPr>
         <w:t>Гусев Дмитрий Владимирович</w:t>
       </w:r>
@@ -115,7 +109,6 @@
           <w:color w:val="000000"/>
           <w:sz w:val="26"/>
           <w:szCs w:val="26"/>
-          <w:lang w:val="ru-RU"/>
         </w:rPr>
       </w:pPr>
       <w:bookmarkStart w:id="2" w:name="_uanumrh8zrui" w:colFirst="0" w:colLast="0"/>
@@ -135,7 +128,6 @@
           <w:color w:val="000000"/>
           <w:sz w:val="26"/>
           <w:szCs w:val="26"/>
-          <w:lang w:val="ru-RU"/>
         </w:rPr>
         <w:t xml:space="preserve"> 23.01.2025</w:t>
       </w:r>
@@ -151,7 +143,6 @@
           <w:color w:val="000000"/>
           <w:sz w:val="26"/>
           <w:szCs w:val="26"/>
-          <w:lang w:val="ru-RU"/>
         </w:rPr>
       </w:pPr>
       <w:bookmarkStart w:id="3" w:name="_3bfxc9a45514" w:colFirst="0" w:colLast="0"/>
@@ -376,63 +367,36 @@
           <w:p>
             <w:pPr>
               <w:pStyle w:val="normal"/>
-              <w:rPr>
-                <w:lang w:val="ru-RU"/>
-              </w:rPr>
             </w:pPr>
             <w:r>
-              <w:rPr>
-                <w:lang w:val="ru-RU"/>
-              </w:rPr>
               <w:t xml:space="preserve">Клиент, Новый Клиент, </w:t>
             </w:r>
             <w:r>
-              <w:rPr>
-                <w:lang w:val="ru-RU"/>
-              </w:rPr>
               <w:t xml:space="preserve">Сотрудник </w:t>
             </w:r>
             <w:proofErr w:type="spellStart"/>
             <w:proofErr w:type="gramStart"/>
             <w:r>
-              <w:rPr>
-                <w:lang w:val="ru-RU"/>
-              </w:rPr>
               <w:t>кол-центра</w:t>
             </w:r>
             <w:proofErr w:type="spellEnd"/>
             <w:proofErr w:type="gramEnd"/>
             <w:r>
-              <w:rPr>
-                <w:lang w:val="ru-RU"/>
-              </w:rPr>
               <w:t xml:space="preserve">, система </w:t>
             </w:r>
             <w:proofErr w:type="spellStart"/>
             <w:r>
-              <w:rPr>
-                <w:lang w:val="ru-RU"/>
-              </w:rPr>
               <w:t>кол-центра</w:t>
             </w:r>
             <w:proofErr w:type="spellEnd"/>
             <w:r>
-              <w:rPr>
-                <w:lang w:val="ru-RU"/>
-              </w:rPr>
               <w:t>, АБС</w:t>
             </w:r>
             <w:r>
-              <w:rPr>
-                <w:lang w:val="ru-RU"/>
-              </w:rPr>
               <w:t xml:space="preserve">, Менеджер </w:t>
             </w:r>
             <w:proofErr w:type="spellStart"/>
             <w:r>
-              <w:rPr>
-                <w:lang w:val="ru-RU"/>
-              </w:rPr>
               <w:t>бэк-офиса</w:t>
             </w:r>
             <w:proofErr w:type="spellEnd"/>
@@ -457,20 +421,11 @@
           <w:p>
             <w:pPr>
               <w:pStyle w:val="normal"/>
-              <w:rPr>
-                <w:lang w:val="ru-RU"/>
-              </w:rPr>
             </w:pPr>
             <w:r>
-              <w:rPr>
-                <w:lang w:val="ru-RU"/>
-              </w:rPr>
               <w:t>Сотрудник кол центра может получить информацию о текущих ставках</w:t>
             </w:r>
             <w:r>
-              <w:rPr>
-                <w:lang w:val="ru-RU"/>
-              </w:rPr>
               <w:t xml:space="preserve"> и проинформировать клиента</w:t>
             </w:r>
           </w:p>
@@ -494,72 +449,42 @@
           <w:p>
             <w:pPr>
               <w:pStyle w:val="normal"/>
-              <w:rPr>
-                <w:lang w:val="ru-RU"/>
-              </w:rPr>
             </w:pPr>
             <w:proofErr w:type="spellStart"/>
             <w:r>
-              <w:rPr>
-                <w:lang w:val="ru-RU"/>
-              </w:rPr>
               <w:t>Менеджен</w:t>
             </w:r>
             <w:proofErr w:type="spellEnd"/>
             <w:r>
-              <w:rPr>
-                <w:lang w:val="ru-RU"/>
-              </w:rPr>
               <w:t xml:space="preserve"> </w:t>
             </w:r>
             <w:proofErr w:type="spellStart"/>
             <w:r>
-              <w:rPr>
-                <w:lang w:val="ru-RU"/>
-              </w:rPr>
               <w:t>бэк-офиса</w:t>
             </w:r>
             <w:proofErr w:type="spellEnd"/>
             <w:r>
-              <w:rPr>
-                <w:lang w:val="ru-RU"/>
-              </w:rPr>
               <w:t xml:space="preserve"> обновляет ставки по депозитам в АБС</w:t>
             </w:r>
             <w:r>
-              <w:rPr>
-                <w:lang w:val="ru-RU"/>
-              </w:rPr>
               <w:t xml:space="preserve">, эта информация должна попасть в систему </w:t>
             </w:r>
             <w:proofErr w:type="spellStart"/>
             <w:proofErr w:type="gramStart"/>
             <w:r>
-              <w:rPr>
-                <w:lang w:val="ru-RU"/>
-              </w:rPr>
               <w:t>кол-центра</w:t>
             </w:r>
             <w:proofErr w:type="spellEnd"/>
             <w:proofErr w:type="gramEnd"/>
             <w:r>
-              <w:rPr>
-                <w:lang w:val="ru-RU"/>
-              </w:rPr>
               <w:t xml:space="preserve">. Эти данные использует сотрудник </w:t>
             </w:r>
             <w:proofErr w:type="spellStart"/>
             <w:r>
-              <w:rPr>
-                <w:lang w:val="ru-RU"/>
-              </w:rPr>
               <w:t>кол-цетра</w:t>
             </w:r>
             <w:proofErr w:type="spellEnd"/>
             <w:r>
-              <w:rPr>
-                <w:lang w:val="ru-RU"/>
-              </w:rPr>
               <w:t xml:space="preserve"> для информирования клиентов.</w:t>
             </w:r>
           </w:p>
@@ -619,75 +544,42 @@
           <w:p>
             <w:pPr>
               <w:pStyle w:val="normal"/>
-              <w:rPr>
-                <w:lang w:val="ru-RU"/>
-              </w:rPr>
             </w:pPr>
             <w:r>
-              <w:rPr>
-                <w:lang w:val="ru-RU"/>
-              </w:rPr>
               <w:t xml:space="preserve">Клиент, Новый Клиент, </w:t>
             </w:r>
             <w:r>
-              <w:rPr>
-                <w:lang w:val="ru-RU"/>
-              </w:rPr>
               <w:t xml:space="preserve">Сотрудник </w:t>
             </w:r>
             <w:proofErr w:type="gramStart"/>
             <w:r>
-              <w:rPr>
-                <w:lang w:val="ru-RU"/>
-              </w:rPr>
               <w:t>партнёрского</w:t>
             </w:r>
             <w:proofErr w:type="gramEnd"/>
             <w:r>
-              <w:rPr>
-                <w:lang w:val="ru-RU"/>
-              </w:rPr>
               <w:t xml:space="preserve"> </w:t>
             </w:r>
             <w:proofErr w:type="spellStart"/>
             <w:r>
-              <w:rPr>
-                <w:lang w:val="ru-RU"/>
-              </w:rPr>
               <w:t>кол-цетра</w:t>
             </w:r>
             <w:proofErr w:type="spellEnd"/>
             <w:r>
-              <w:rPr>
-                <w:lang w:val="ru-RU"/>
-              </w:rPr>
               <w:t xml:space="preserve">, система партнёрского </w:t>
             </w:r>
             <w:proofErr w:type="spellStart"/>
             <w:r>
-              <w:rPr>
-                <w:lang w:val="ru-RU"/>
-              </w:rPr>
               <w:t>кол-цетра</w:t>
             </w:r>
             <w:proofErr w:type="spellEnd"/>
             <w:r>
-              <w:rPr>
-                <w:lang w:val="ru-RU"/>
-              </w:rPr>
               <w:t>, АБС</w:t>
             </w:r>
             <w:r>
-              <w:rPr>
-                <w:lang w:val="ru-RU"/>
-              </w:rPr>
               <w:t xml:space="preserve">, Менеджер </w:t>
             </w:r>
             <w:proofErr w:type="spellStart"/>
             <w:r>
-              <w:rPr>
-                <w:lang w:val="ru-RU"/>
-              </w:rPr>
               <w:t>бэк-офиса</w:t>
             </w:r>
             <w:proofErr w:type="spellEnd"/>
@@ -714,31 +606,19 @@
               <w:pStyle w:val="normal"/>
             </w:pPr>
             <w:r>
-              <w:rPr>
-                <w:lang w:val="ru-RU"/>
-              </w:rPr>
               <w:t xml:space="preserve">Сотрудник партнёрского </w:t>
             </w:r>
             <w:proofErr w:type="spellStart"/>
             <w:proofErr w:type="gramStart"/>
             <w:r>
-              <w:rPr>
-                <w:lang w:val="ru-RU"/>
-              </w:rPr>
               <w:t>кол-центра</w:t>
             </w:r>
             <w:proofErr w:type="spellEnd"/>
             <w:proofErr w:type="gramEnd"/>
             <w:r>
-              <w:rPr>
-                <w:lang w:val="ru-RU"/>
-              </w:rPr>
               <w:t xml:space="preserve"> может получить информацию о текущих ставках</w:t>
             </w:r>
             <w:r>
-              <w:rPr>
-                <w:lang w:val="ru-RU"/>
-              </w:rPr>
               <w:t xml:space="preserve"> и проинформировать клиента</w:t>
             </w:r>
           </w:p>
@@ -764,71 +644,41 @@
               <w:pStyle w:val="normal"/>
             </w:pPr>
             <w:r>
-              <w:rPr>
-                <w:lang w:val="ru-RU"/>
-              </w:rPr>
               <w:t xml:space="preserve">Менеджер </w:t>
             </w:r>
             <w:proofErr w:type="spellStart"/>
             <w:r>
-              <w:rPr>
-                <w:lang w:val="ru-RU"/>
-              </w:rPr>
               <w:t>бэк-офиса</w:t>
             </w:r>
             <w:proofErr w:type="spellEnd"/>
             <w:r>
-              <w:rPr>
-                <w:lang w:val="ru-RU"/>
-              </w:rPr>
               <w:t xml:space="preserve"> обновляет ставки по депозитам в АБС, </w:t>
             </w:r>
             <w:r>
-              <w:rPr>
-                <w:lang w:val="ru-RU"/>
-              </w:rPr>
               <w:t xml:space="preserve">эта информация должна попасть в систему </w:t>
             </w:r>
             <w:proofErr w:type="gramStart"/>
             <w:r>
-              <w:rPr>
-                <w:lang w:val="ru-RU"/>
-              </w:rPr>
               <w:t>партнёрского</w:t>
             </w:r>
             <w:proofErr w:type="gramEnd"/>
             <w:r>
-              <w:rPr>
-                <w:lang w:val="ru-RU"/>
-              </w:rPr>
               <w:t xml:space="preserve"> </w:t>
             </w:r>
             <w:proofErr w:type="spellStart"/>
             <w:r>
-              <w:rPr>
-                <w:lang w:val="ru-RU"/>
-              </w:rPr>
               <w:t>кол-центра</w:t>
             </w:r>
             <w:proofErr w:type="spellEnd"/>
             <w:r>
-              <w:rPr>
-                <w:lang w:val="ru-RU"/>
-              </w:rPr>
               <w:t xml:space="preserve">. Эти данные использует сотрудник </w:t>
             </w:r>
             <w:proofErr w:type="spellStart"/>
             <w:r>
-              <w:rPr>
-                <w:lang w:val="ru-RU"/>
-              </w:rPr>
               <w:t>кол-цетра</w:t>
             </w:r>
             <w:proofErr w:type="spellEnd"/>
             <w:r>
-              <w:rPr>
-                <w:lang w:val="ru-RU"/>
-              </w:rPr>
               <w:t xml:space="preserve"> для информирования клиентов.</w:t>
             </w:r>
           </w:p>
@@ -997,14 +847,8 @@
           <w:p>
             <w:pPr>
               <w:pStyle w:val="normal"/>
-              <w:rPr>
-                <w:lang w:val="ru-RU"/>
-              </w:rPr>
             </w:pPr>
             <w:r>
-              <w:rPr>
-                <w:lang w:val="ru-RU"/>
-              </w:rPr>
               <w:t xml:space="preserve">Партнёрский центр не поддерживает интеграцию через </w:t>
             </w:r>
             <w:r>
@@ -1014,21 +858,12 @@
               <w:t>API</w:t>
             </w:r>
             <w:r>
-              <w:rPr>
-                <w:lang w:val="ru-RU"/>
-              </w:rPr>
               <w:t xml:space="preserve">, </w:t>
             </w:r>
             <w:r>
-              <w:rPr>
-                <w:lang w:val="ru-RU"/>
-              </w:rPr>
               <w:t>только через передачу файлов</w:t>
             </w:r>
             <w:r>
-              <w:rPr>
-                <w:lang w:val="ru-RU"/>
-              </w:rPr>
               <w:t xml:space="preserve"> </w:t>
             </w:r>
             <w:r>
@@ -1096,44 +931,26 @@
           <w:p>
             <w:pPr>
               <w:pStyle w:val="normal"/>
-              <w:rPr>
-                <w:lang w:val="ru-RU"/>
-              </w:rPr>
             </w:pPr>
             <w:r>
-              <w:rPr>
-                <w:lang w:val="ru-RU"/>
-              </w:rPr>
               <w:t xml:space="preserve">Ставки в </w:t>
             </w:r>
             <w:proofErr w:type="spellStart"/>
             <w:r>
-              <w:rPr>
-                <w:lang w:val="ru-RU"/>
-              </w:rPr>
               <w:t>кол-центрах</w:t>
             </w:r>
             <w:proofErr w:type="spellEnd"/>
             <w:r>
-              <w:rPr>
-                <w:lang w:val="ru-RU"/>
-              </w:rPr>
               <w:t xml:space="preserve"> должны </w:t>
             </w:r>
             <w:proofErr w:type="spellStart"/>
             <w:proofErr w:type="gramStart"/>
             <w:r>
-              <w:rPr>
-                <w:lang w:val="ru-RU"/>
-              </w:rPr>
               <w:t>должны</w:t>
             </w:r>
             <w:proofErr w:type="spellEnd"/>
             <w:proofErr w:type="gramEnd"/>
             <w:r>
-              <w:rPr>
-                <w:lang w:val="ru-RU"/>
-              </w:rPr>
               <w:t xml:space="preserve"> быть </w:t>
             </w:r>
             <w:r>
@@ -1143,9 +960,6 @@
               <w:t>eventual</w:t>
             </w:r>
             <w:r>
-              <w:rPr>
-                <w:lang w:val="ru-RU"/>
-              </w:rPr>
               <w:t xml:space="preserve"> </w:t>
             </w:r>
             <w:r>
@@ -1155,15 +969,9 @@
               <w:t>consistent</w:t>
             </w:r>
             <w:r>
-              <w:rPr>
-                <w:lang w:val="ru-RU"/>
-              </w:rPr>
               <w:t xml:space="preserve"> </w:t>
             </w:r>
             <w:r>
-              <w:rPr>
-                <w:lang w:val="ru-RU"/>
-              </w:rPr>
               <w:t>с временем согласования до минуты</w:t>
             </w:r>
           </w:p>
@@ -1223,9 +1031,6 @@
           <w:p>
             <w:pPr>
               <w:pStyle w:val="normal"/>
-              <w:rPr>
-                <w:lang w:val="ru-RU"/>
-              </w:rPr>
             </w:pPr>
             <w:r>
               <w:t>Все сервисы должны работать 24/7 и быть доступны в 99,9% времени</w:t>
@@ -1307,7 +1112,6 @@
           <w:color w:val="000000"/>
           <w:sz w:val="26"/>
           <w:szCs w:val="26"/>
-          <w:lang w:val="en-US"/>
         </w:rPr>
       </w:pPr>
       <w:bookmarkStart w:id="5" w:name="_qmphm5d6rvi3" w:colFirst="0" w:colLast="0"/>
@@ -1325,20 +1129,11 @@
     <w:p>
       <w:pPr>
         <w:pStyle w:val="normal"/>
-        <w:rPr>
-          <w:lang w:val="en-US"/>
-        </w:rPr>
-      </w:pPr>
-      <w:r>
-        <w:rPr>
-          <w:lang w:val="ru-RU"/>
-        </w:rPr>
+      </w:pPr>
+      <w:r>
         <w:t>Диаграмма контекста</w:t>
       </w:r>
       <w:r>
-        <w:rPr>
-          <w:lang w:val="en-US"/>
-        </w:rPr>
         <w:t>:</w:t>
       </w:r>
     </w:p>
@@ -1349,7 +1144,6 @@
           <w:rFonts w:ascii="Times New Roman" w:eastAsia="Times New Roman" w:hAnsi="Times New Roman" w:cs="Times New Roman"/>
           <w:sz w:val="24"/>
           <w:szCs w:val="24"/>
-          <w:lang w:val="en-US"/>
         </w:rPr>
       </w:pPr>
     </w:p>
@@ -1363,9 +1157,9 @@
         </w:rPr>
         <w:drawing>
           <wp:inline distT="0" distB="0" distL="0" distR="0">
-            <wp:extent cx="5577320" cy="1931158"/>
-            <wp:effectExtent l="19050" t="0" r="4330" b="0"/>
-            <wp:docPr id="1" name="Рисунок 1" descr="C:\Users\dgusev\Downloads\Диаграммы-Контекст.drawio.png"/>
+            <wp:extent cx="5684189" cy="1967256"/>
+            <wp:effectExtent l="19050" t="0" r="0" b="0"/>
+            <wp:docPr id="2" name="Рисунок 1" descr="C:\Users\dgusev\Downloads\Диаграммы-Контекст.drawio (3).png"/>
             <wp:cNvGraphicFramePr>
               <a:graphicFrameLocks xmlns:a="http://schemas.openxmlformats.org/drawingml/2006/main" noChangeAspect="1"/>
             </wp:cNvGraphicFramePr>
@@ -1373,7 +1167,7 @@
               <a:graphicData uri="http://schemas.openxmlformats.org/drawingml/2006/picture">
                 <pic:pic xmlns:pic="http://schemas.openxmlformats.org/drawingml/2006/picture">
                   <pic:nvPicPr>
-                    <pic:cNvPr id="0" name="Picture 1" descr="C:\Users\dgusev\Downloads\Диаграммы-Контекст.drawio.png"/>
+                    <pic:cNvPr id="0" name="Picture 1" descr="C:\Users\dgusev\Downloads\Диаграммы-Контекст.drawio (3).png"/>
                     <pic:cNvPicPr>
                       <a:picLocks noChangeAspect="1" noChangeArrowheads="1"/>
                     </pic:cNvPicPr>
@@ -1388,7 +1182,7 @@
                   <pic:spPr bwMode="auto">
                     <a:xfrm>
                       <a:off x="0" y="0"/>
-                      <a:ext cx="5589718" cy="1935451"/>
+                      <a:ext cx="5690851" cy="1969562"/>
                     </a:xfrm>
                     <a:prstGeom prst="rect">
                       <a:avLst/>
@@ -1410,7 +1204,84 @@
     </w:p>
     <w:p>
       <w:pPr>
-        <w:pStyle w:val="normal"/>
+        <w:pStyle w:val="a7"/>
+      </w:pPr>
+    </w:p>
+    <w:p>
+      <w:pPr>
+        <w:pStyle w:val="normal"/>
+      </w:pPr>
+    </w:p>
+    <w:p>
+      <w:pPr>
+        <w:pStyle w:val="normal"/>
+        <w:spacing w:before="240" w:after="240"/>
+      </w:pPr>
+    </w:p>
+    <w:p>
+      <w:pPr>
+        <w:pStyle w:val="normal"/>
+        <w:spacing w:before="240" w:after="240"/>
+      </w:pPr>
+    </w:p>
+    <w:p>
+      <w:pPr>
+        <w:pStyle w:val="normal"/>
+        <w:spacing w:before="240" w:after="240"/>
+      </w:pPr>
+    </w:p>
+    <w:p>
+      <w:pPr>
+        <w:pStyle w:val="normal"/>
+        <w:spacing w:before="240" w:after="240"/>
+      </w:pPr>
+    </w:p>
+    <w:p>
+      <w:pPr>
+        <w:pStyle w:val="normal"/>
+        <w:spacing w:before="240" w:after="240"/>
+      </w:pPr>
+    </w:p>
+    <w:p>
+      <w:pPr>
+        <w:pStyle w:val="normal"/>
+        <w:spacing w:before="240" w:after="240"/>
+      </w:pPr>
+    </w:p>
+    <w:p>
+      <w:pPr>
+        <w:pStyle w:val="normal"/>
+        <w:spacing w:before="240" w:after="240"/>
+      </w:pPr>
+    </w:p>
+    <w:p>
+      <w:pPr>
+        <w:pStyle w:val="normal"/>
+        <w:spacing w:before="240" w:after="240"/>
+      </w:pPr>
+    </w:p>
+    <w:p>
+      <w:pPr>
+        <w:pStyle w:val="normal"/>
+        <w:spacing w:before="240" w:after="240"/>
+      </w:pPr>
+    </w:p>
+    <w:p>
+      <w:pPr>
+        <w:pStyle w:val="normal"/>
+        <w:spacing w:before="240" w:after="240"/>
+      </w:pPr>
+    </w:p>
+    <w:p>
+      <w:pPr>
+        <w:pStyle w:val="normal"/>
+        <w:spacing w:before="240" w:after="240"/>
+      </w:pPr>
+    </w:p>
+    <w:p>
+      <w:pPr>
+        <w:pStyle w:val="normal"/>
+        <w:spacing w:before="240" w:after="240"/>
         <w:rPr>
           <w:lang w:val="en-US"/>
         </w:rPr>
@@ -1420,156 +1291,18 @@
       <w:pPr>
         <w:pStyle w:val="normal"/>
         <w:spacing w:before="240" w:after="240"/>
-        <w:rPr>
-          <w:lang w:val="en-US"/>
-        </w:rPr>
       </w:pPr>
     </w:p>
     <w:p>
       <w:pPr>
         <w:pStyle w:val="normal"/>
         <w:spacing w:before="240" w:after="240"/>
-        <w:rPr>
-          <w:lang w:val="en-US"/>
-        </w:rPr>
-      </w:pPr>
-    </w:p>
-    <w:p>
-      <w:pPr>
-        <w:pStyle w:val="normal"/>
-        <w:spacing w:before="240" w:after="240"/>
-        <w:rPr>
-          <w:lang w:val="en-US"/>
-        </w:rPr>
-      </w:pPr>
-    </w:p>
-    <w:p>
-      <w:pPr>
-        <w:pStyle w:val="normal"/>
-        <w:spacing w:before="240" w:after="240"/>
-        <w:rPr>
-          <w:lang w:val="en-US"/>
-        </w:rPr>
-      </w:pPr>
-    </w:p>
-    <w:p>
-      <w:pPr>
-        <w:pStyle w:val="normal"/>
-        <w:spacing w:before="240" w:after="240"/>
-        <w:rPr>
-          <w:lang w:val="en-US"/>
-        </w:rPr>
-      </w:pPr>
-    </w:p>
-    <w:p>
-      <w:pPr>
-        <w:pStyle w:val="normal"/>
-        <w:spacing w:before="240" w:after="240"/>
-        <w:rPr>
-          <w:lang w:val="en-US"/>
-        </w:rPr>
-      </w:pPr>
-    </w:p>
-    <w:p>
-      <w:pPr>
-        <w:pStyle w:val="normal"/>
-        <w:spacing w:before="240" w:after="240"/>
-        <w:rPr>
-          <w:lang w:val="en-US"/>
-        </w:rPr>
-      </w:pPr>
-    </w:p>
-    <w:p>
-      <w:pPr>
-        <w:pStyle w:val="normal"/>
-        <w:spacing w:before="240" w:after="240"/>
-        <w:rPr>
-          <w:lang w:val="en-US"/>
-        </w:rPr>
-      </w:pPr>
-    </w:p>
-    <w:p>
-      <w:pPr>
-        <w:pStyle w:val="normal"/>
-        <w:spacing w:before="240" w:after="240"/>
-        <w:rPr>
-          <w:lang w:val="en-US"/>
-        </w:rPr>
-      </w:pPr>
-    </w:p>
-    <w:p>
-      <w:pPr>
-        <w:pStyle w:val="normal"/>
-        <w:spacing w:before="240" w:after="240"/>
-        <w:rPr>
-          <w:lang w:val="en-US"/>
-        </w:rPr>
-      </w:pPr>
-    </w:p>
-    <w:p>
-      <w:pPr>
-        <w:pStyle w:val="normal"/>
-        <w:spacing w:before="240" w:after="240"/>
-        <w:rPr>
-          <w:lang w:val="en-US"/>
-        </w:rPr>
-      </w:pPr>
-    </w:p>
-    <w:p>
-      <w:pPr>
-        <w:pStyle w:val="normal"/>
-        <w:spacing w:before="240" w:after="240"/>
-        <w:rPr>
-          <w:lang w:val="en-US"/>
-        </w:rPr>
-      </w:pPr>
-    </w:p>
-    <w:p>
-      <w:pPr>
-        <w:pStyle w:val="normal"/>
-        <w:spacing w:before="240" w:after="240"/>
-        <w:rPr>
-          <w:lang w:val="en-US"/>
-        </w:rPr>
-      </w:pPr>
-    </w:p>
-    <w:p>
-      <w:pPr>
-        <w:pStyle w:val="normal"/>
-        <w:spacing w:before="240" w:after="240"/>
-        <w:rPr>
-          <w:lang w:val="en-US"/>
-        </w:rPr>
-      </w:pPr>
-    </w:p>
-    <w:p>
-      <w:pPr>
-        <w:pStyle w:val="normal"/>
-        <w:spacing w:before="240" w:after="240"/>
-        <w:rPr>
-          <w:lang w:val="en-US"/>
-        </w:rPr>
-      </w:pPr>
-    </w:p>
-    <w:p>
-      <w:pPr>
-        <w:pStyle w:val="normal"/>
-        <w:spacing w:before="240" w:after="240"/>
-        <w:rPr>
-          <w:lang w:val="en-US"/>
-        </w:rPr>
-      </w:pPr>
-      <w:r>
-        <w:rPr>
-          <w:lang w:val="ru-RU"/>
-        </w:rPr>
+      </w:pPr>
+      <w:r>
         <w:lastRenderedPageBreak/>
         <w:t>Диаграмма контейнеров</w:t>
       </w:r>
       <w:r>
-        <w:rPr>
-          <w:lang w:val="en-US"/>
-        </w:rPr>
         <w:t>:</w:t>
       </w:r>
     </w:p>
@@ -1583,9 +1316,9 @@
         </w:rPr>
         <w:drawing>
           <wp:inline distT="0" distB="0" distL="0" distR="0">
-            <wp:extent cx="5612829" cy="2504426"/>
-            <wp:effectExtent l="19050" t="0" r="6921" b="0"/>
-            <wp:docPr id="4" name="Рисунок 4" descr="C:\Users\dgusev\Downloads\Диаграммы-Контейнеры.drawio.png"/>
+            <wp:extent cx="6372691" cy="2501159"/>
+            <wp:effectExtent l="19050" t="0" r="9059" b="0"/>
+            <wp:docPr id="3" name="Рисунок 4" descr="C:\Users\dgusev\Downloads\Диаграммы-Контейнеры.drawio (5).png"/>
             <wp:cNvGraphicFramePr>
               <a:graphicFrameLocks xmlns:a="http://schemas.openxmlformats.org/drawingml/2006/main" noChangeAspect="1"/>
             </wp:cNvGraphicFramePr>
@@ -1593,7 +1326,7 @@
               <a:graphicData uri="http://schemas.openxmlformats.org/drawingml/2006/picture">
                 <pic:pic xmlns:pic="http://schemas.openxmlformats.org/drawingml/2006/picture">
                   <pic:nvPicPr>
-                    <pic:cNvPr id="0" name="Picture 4" descr="C:\Users\dgusev\Downloads\Диаграммы-Контейнеры.drawio.png"/>
+                    <pic:cNvPr id="0" name="Picture 4" descr="C:\Users\dgusev\Downloads\Диаграммы-Контейнеры.drawio (5).png"/>
                     <pic:cNvPicPr>
                       <a:picLocks noChangeAspect="1" noChangeArrowheads="1"/>
                     </pic:cNvPicPr>
@@ -1608,7 +1341,7 @@
                   <pic:spPr bwMode="auto">
                     <a:xfrm>
                       <a:off x="0" y="0"/>
-                      <a:ext cx="5625076" cy="2509891"/>
+                      <a:ext cx="6387158" cy="2506837"/>
                     </a:xfrm>
                     <a:prstGeom prst="rect">
                       <a:avLst/>
@@ -1630,133 +1363,270 @@
     </w:p>
     <w:p>
       <w:pPr>
-        <w:pStyle w:val="normal"/>
-        <w:spacing w:before="240" w:after="240"/>
-        <w:rPr>
-          <w:lang w:val="ru-RU"/>
-        </w:rPr>
-      </w:pPr>
-      <w:r>
-        <w:rPr>
-          <w:lang w:val="ru-RU"/>
-        </w:rPr>
-        <w:t xml:space="preserve">Интеграция с </w:t>
+        <w:pStyle w:val="a7"/>
+        <w:rPr>
+          <w:rFonts w:ascii="Arial" w:hAnsi="Arial" w:cs="Arial"/>
+          <w:sz w:val="22"/>
+          <w:szCs w:val="22"/>
+        </w:rPr>
+      </w:pPr>
+      <w:r>
+        <w:rPr>
+          <w:rFonts w:ascii="Arial" w:hAnsi="Arial" w:cs="Arial"/>
+          <w:sz w:val="22"/>
+          <w:szCs w:val="22"/>
+        </w:rPr>
+        <w:t>В ре</w:t>
+      </w:r>
+      <w:r>
+        <w:rPr>
+          <w:rFonts w:ascii="Arial" w:hAnsi="Arial" w:cs="Arial"/>
+          <w:sz w:val="22"/>
+          <w:szCs w:val="22"/>
+        </w:rPr>
+        <w:t xml:space="preserve">зультате выполнения </w:t>
+      </w:r>
+      <w:r>
+        <w:rPr>
+          <w:rFonts w:ascii="Arial" w:hAnsi="Arial" w:cs="Arial"/>
+          <w:sz w:val="22"/>
+          <w:szCs w:val="22"/>
+          <w:lang w:val="en-US"/>
+        </w:rPr>
+        <w:t>MVP</w:t>
+      </w:r>
+      <w:r>
+        <w:rPr>
+          <w:rFonts w:ascii="Arial" w:hAnsi="Arial" w:cs="Arial"/>
+          <w:sz w:val="22"/>
+          <w:szCs w:val="22"/>
+        </w:rPr>
+        <w:t xml:space="preserve"> </w:t>
+      </w:r>
+      <w:r>
+        <w:rPr>
+          <w:rFonts w:ascii="Arial" w:hAnsi="Arial" w:cs="Arial"/>
+          <w:sz w:val="22"/>
+          <w:szCs w:val="22"/>
+        </w:rPr>
+        <w:t xml:space="preserve">по открытию депозитов </w:t>
+      </w:r>
+      <w:proofErr w:type="spellStart"/>
+      <w:r>
+        <w:rPr>
+          <w:rFonts w:ascii="Arial" w:hAnsi="Arial" w:cs="Arial"/>
+          <w:sz w:val="22"/>
+          <w:szCs w:val="22"/>
+        </w:rPr>
+        <w:t>онлайн</w:t>
+      </w:r>
+      <w:proofErr w:type="spellEnd"/>
+      <w:r>
+        <w:rPr>
+          <w:rFonts w:ascii="Arial" w:hAnsi="Arial" w:cs="Arial"/>
+          <w:sz w:val="22"/>
+          <w:szCs w:val="22"/>
+        </w:rPr>
+        <w:t xml:space="preserve"> был разработан сервис депозитов, который хранит ставки по депозитам и интернет банк использует этот сервис. </w:t>
+      </w:r>
+      <w:r>
+        <w:rPr>
+          <w:rFonts w:ascii="Arial" w:hAnsi="Arial" w:cs="Arial"/>
+          <w:sz w:val="22"/>
+          <w:szCs w:val="22"/>
+        </w:rPr>
+        <w:t xml:space="preserve">Сервис депозитов предполагается как главное место хранения ставок по депозитам. </w:t>
+      </w:r>
+      <w:r>
+        <w:rPr>
+          <w:rFonts w:ascii="Arial" w:hAnsi="Arial" w:cs="Arial"/>
+          <w:sz w:val="22"/>
+          <w:szCs w:val="22"/>
+        </w:rPr>
+        <w:t xml:space="preserve">Система </w:t>
       </w:r>
       <w:proofErr w:type="spellStart"/>
       <w:proofErr w:type="gramStart"/>
       <w:r>
         <w:rPr>
-          <w:lang w:val="ru-RU"/>
-        </w:rPr>
-        <w:t>кол-центром</w:t>
+          <w:rFonts w:ascii="Arial" w:hAnsi="Arial" w:cs="Arial"/>
+          <w:sz w:val="22"/>
+          <w:szCs w:val="22"/>
+        </w:rPr>
+        <w:t>кол-центра</w:t>
       </w:r>
       <w:proofErr w:type="spellEnd"/>
       <w:proofErr w:type="gramEnd"/>
       <w:r>
         <w:rPr>
-          <w:lang w:val="ru-RU"/>
-        </w:rPr>
-        <w:t xml:space="preserve"> выполнена с и</w:t>
-      </w:r>
-      <w:r>
-        <w:rPr>
-          <w:lang w:val="ru-RU"/>
-        </w:rPr>
-        <w:t xml:space="preserve">спользованием очереди сообщений </w:t>
-      </w:r>
-      <w:r>
-        <w:rPr>
+          <w:rFonts w:ascii="Arial" w:hAnsi="Arial" w:cs="Arial"/>
+          <w:sz w:val="22"/>
+          <w:szCs w:val="22"/>
+        </w:rPr>
+        <w:t xml:space="preserve"> </w:t>
+      </w:r>
+      <w:proofErr w:type="spellStart"/>
+      <w:r>
+        <w:rPr>
+          <w:rFonts w:ascii="Arial" w:hAnsi="Arial" w:cs="Arial"/>
+          <w:sz w:val="22"/>
+          <w:szCs w:val="22"/>
+        </w:rPr>
+        <w:t>должа</w:t>
+      </w:r>
+      <w:proofErr w:type="spellEnd"/>
+      <w:r>
+        <w:rPr>
+          <w:rFonts w:ascii="Arial" w:hAnsi="Arial" w:cs="Arial"/>
+          <w:sz w:val="22"/>
+          <w:szCs w:val="22"/>
+        </w:rPr>
+        <w:t xml:space="preserve"> быть интегрирована с ним через </w:t>
+      </w:r>
+      <w:r>
+        <w:rPr>
+          <w:rFonts w:ascii="Arial" w:hAnsi="Arial" w:cs="Arial"/>
+          <w:sz w:val="22"/>
+          <w:szCs w:val="22"/>
           <w:lang w:val="en-US"/>
         </w:rPr>
-        <w:t>Kafka</w:t>
-      </w:r>
-      <w:r>
-        <w:rPr>
-          <w:lang w:val="ru-RU"/>
-        </w:rPr>
-        <w:t xml:space="preserve">, </w:t>
-      </w:r>
-      <w:r>
-        <w:rPr>
-          <w:lang w:val="ru-RU"/>
-        </w:rPr>
-        <w:t xml:space="preserve">потому что она уже используется для реализации другого </w:t>
+        <w:t>HTTPS</w:t>
+      </w:r>
+      <w:r>
+        <w:rPr>
+          <w:rFonts w:ascii="Arial" w:hAnsi="Arial" w:cs="Arial"/>
+          <w:sz w:val="22"/>
+          <w:szCs w:val="22"/>
+        </w:rPr>
+        <w:t xml:space="preserve">. </w:t>
+      </w:r>
+      <w:r>
+        <w:rPr>
+          <w:rFonts w:ascii="Arial" w:hAnsi="Arial" w:cs="Arial"/>
+          <w:sz w:val="22"/>
+          <w:szCs w:val="22"/>
+        </w:rPr>
+        <w:t xml:space="preserve">Таким </w:t>
+      </w:r>
+      <w:proofErr w:type="gramStart"/>
+      <w:r>
+        <w:rPr>
+          <w:rFonts w:ascii="Arial" w:hAnsi="Arial" w:cs="Arial"/>
+          <w:sz w:val="22"/>
+          <w:szCs w:val="22"/>
+        </w:rPr>
+        <w:t>образом</w:t>
+      </w:r>
+      <w:proofErr w:type="gramEnd"/>
+      <w:r>
+        <w:rPr>
+          <w:rFonts w:ascii="Arial" w:hAnsi="Arial" w:cs="Arial"/>
+          <w:sz w:val="22"/>
+          <w:szCs w:val="22"/>
+        </w:rPr>
+        <w:t xml:space="preserve"> не будет генерироваться нагрузка на ядро АБС.</w:t>
+      </w:r>
+      <w:r>
+        <w:rPr>
+          <w:rFonts w:ascii="Arial" w:hAnsi="Arial" w:cs="Arial"/>
+          <w:sz w:val="22"/>
+          <w:szCs w:val="22"/>
+        </w:rPr>
+        <w:t xml:space="preserve"> </w:t>
+      </w:r>
+    </w:p>
+    <w:p>
+      <w:pPr>
+        <w:pStyle w:val="normal"/>
+        <w:spacing w:before="240" w:after="240"/>
+      </w:pPr>
+      <w:r>
+        <w:t>Д</w:t>
+      </w:r>
+      <w:r>
+        <w:t xml:space="preserve">ля передачи ставок в партнёрский кол центр, предполагается реализовать отдельный </w:t>
+      </w:r>
+      <w:proofErr w:type="spellStart"/>
+      <w:r>
+        <w:t>микросервис</w:t>
+      </w:r>
+      <w:proofErr w:type="spellEnd"/>
+      <w:r>
+        <w:t>,</w:t>
+      </w:r>
+      <w:r>
+        <w:t xml:space="preserve"> который будет получать данные по ставкам из сервиса депозитов, генерировать файл и загружать его по </w:t>
       </w:r>
       <w:r>
         <w:rPr>
           <w:lang w:val="en-US"/>
         </w:rPr>
-        <w:t>MVP</w:t>
-      </w:r>
-      <w:r>
-        <w:rPr>
-          <w:lang w:val="ru-RU"/>
-        </w:rPr>
-        <w:t xml:space="preserve">, а также позволит хранить все изменения ставки. Кол-центр нашего банка интегрируется напрямую с очередью, а для передачи ставок в партнёрский кол центр, предполагается реализовать отдельный </w:t>
+        <w:t>SFTP</w:t>
+      </w:r>
+      <w:r>
+        <w:t xml:space="preserve"> </w:t>
+      </w:r>
+      <w:r>
+        <w:t xml:space="preserve">на сервера партнёрского </w:t>
       </w:r>
       <w:proofErr w:type="spellStart"/>
       <w:r>
-        <w:rPr>
-          <w:lang w:val="ru-RU"/>
-        </w:rPr>
-        <w:t>микросервис</w:t>
+        <w:t>кол-цетра</w:t>
       </w:r>
       <w:proofErr w:type="spellEnd"/>
       <w:r>
-        <w:rPr>
-          <w:lang w:val="ru-RU"/>
-        </w:rPr>
-        <w:t xml:space="preserve">, который также будет читать сообщения из  </w:t>
+        <w:t>.</w:t>
+      </w:r>
+      <w:r>
+        <w:t xml:space="preserve"> </w:t>
+      </w:r>
+      <w:r>
+        <w:t xml:space="preserve">Сервис депозитов должен предоставить </w:t>
       </w:r>
       <w:r>
         <w:rPr>
           <w:lang w:val="en-US"/>
         </w:rPr>
-        <w:t>Kafka</w:t>
-      </w:r>
-      <w:r>
-        <w:rPr>
-          <w:lang w:val="ru-RU"/>
-        </w:rPr>
+        <w:t>REST</w:t>
+      </w:r>
+      <w:r>
         <w:t xml:space="preserve"> </w:t>
       </w:r>
       <w:r>
         <w:rPr>
-          <w:lang w:val="ru-RU"/>
-        </w:rPr>
-        <w:t xml:space="preserve">и загружать ставки в оговорённом формате в виде файла по </w:t>
-      </w:r>
-      <w:r>
-        <w:rPr>
           <w:lang w:val="en-US"/>
         </w:rPr>
-        <w:t>SFTP</w:t>
-      </w:r>
-      <w:r>
-        <w:rPr>
-          <w:lang w:val="ru-RU"/>
-        </w:rPr>
+        <w:t>API</w:t>
+      </w:r>
+      <w:r>
+        <w:t xml:space="preserve">, включающий всю информацию, необходимую для генерации файла. </w:t>
+      </w:r>
+      <w:r>
+        <w:t>Так как этот сервис должен знать</w:t>
+      </w:r>
+      <w:r>
+        <w:t>,</w:t>
+      </w:r>
+      <w:r>
+        <w:t xml:space="preserve"> когда ставки в системе изменились, то предполагается</w:t>
+      </w:r>
+      <w:r>
+        <w:t>,</w:t>
+      </w:r>
+      <w:r>
+        <w:t xml:space="preserve"> что сервис депозитов будет отправлять сообщение в очередь о том</w:t>
+      </w:r>
+      <w:r>
+        <w:t>,</w:t>
+      </w:r>
+      <w:r>
+        <w:t xml:space="preserve"> что данные поменялись.</w:t>
+      </w:r>
+      <w:r>
+        <w:t xml:space="preserve"> Просто подписаться на обновления ставок от АБС может быть не достаточно, информации в одном событии может не хватать для генерации файла.</w:t>
+      </w:r>
+      <w:r>
         <w:t xml:space="preserve"> </w:t>
-      </w:r>
-      <w:r>
-        <w:rPr>
-          <w:lang w:val="ru-RU"/>
-        </w:rPr>
-        <w:t xml:space="preserve">на сервера партнёрского </w:t>
-      </w:r>
-      <w:proofErr w:type="spellStart"/>
-      <w:r>
-        <w:rPr>
-          <w:lang w:val="ru-RU"/>
-        </w:rPr>
-        <w:t>кол-цетра</w:t>
-      </w:r>
-      <w:proofErr w:type="spellEnd"/>
-      <w:r>
-        <w:rPr>
-          <w:lang w:val="ru-RU"/>
-        </w:rPr>
-        <w:t>.</w:t>
       </w:r>
     </w:p>
     <w:p>
@@ -1788,52 +1658,28 @@
       <w:pPr>
         <w:pStyle w:val="normal"/>
         <w:spacing w:before="240" w:after="240"/>
-        <w:rPr>
-          <w:lang w:val="ru-RU"/>
-        </w:rPr>
-      </w:pPr>
-      <w:r>
-        <w:rPr>
-          <w:lang w:val="ru-RU"/>
-        </w:rPr>
+      </w:pPr>
+      <w:r>
         <w:t>Альтернативным вариантом может б</w:t>
       </w:r>
       <w:r>
-        <w:rPr>
-          <w:lang w:val="ru-RU"/>
-        </w:rPr>
         <w:t>ыть отправление ставок по почте, но в этом случае письмо может быть не сразу прочитано, попасть в спам и прочие проблемы с п</w:t>
       </w:r>
       <w:r>
-        <w:rPr>
-          <w:lang w:val="ru-RU"/>
-        </w:rPr>
         <w:t xml:space="preserve">очтой, требует ручной работы, а </w:t>
       </w:r>
       <w:proofErr w:type="gramStart"/>
       <w:r>
-        <w:rPr>
-          <w:lang w:val="ru-RU"/>
-        </w:rPr>
         <w:t>значит</w:t>
       </w:r>
       <w:proofErr w:type="gramEnd"/>
       <w:r>
-        <w:rPr>
-          <w:lang w:val="ru-RU"/>
-        </w:rPr>
         <w:t xml:space="preserve"> не соответствует стратегии цифровой </w:t>
       </w:r>
       <w:r>
-        <w:rPr>
-          <w:lang w:val="ru-RU"/>
-        </w:rPr>
         <w:t>трансформации</w:t>
       </w:r>
       <w:r>
-        <w:rPr>
-          <w:lang w:val="ru-RU"/>
-        </w:rPr>
         <w:t>.</w:t>
       </w:r>
     </w:p>
@@ -1841,27 +1687,15 @@
       <w:pPr>
         <w:pStyle w:val="normal"/>
         <w:spacing w:before="240" w:after="240"/>
-        <w:rPr>
-          <w:lang w:val="ru-RU"/>
-        </w:rPr>
-      </w:pPr>
-      <w:r>
-        <w:rPr>
-          <w:lang w:val="ru-RU"/>
-        </w:rPr>
+      </w:pPr>
+      <w:r>
         <w:t xml:space="preserve">Также можно реализовать </w:t>
       </w:r>
       <w:r>
-        <w:rPr>
-          <w:lang w:val="ru-RU"/>
-        </w:rPr>
         <w:t>периодическую</w:t>
       </w:r>
       <w:r>
-        <w:rPr>
-          <w:lang w:val="ru-RU"/>
-        </w:rPr>
-        <w:t xml:space="preserve"> загрузку актуальных ставок из АБС, но в данном случае мы будет иметь большую задержку в ответ на изменение ставок.</w:t>
+        <w:t xml:space="preserve"> загрузку актуальных ставок, но в данном случае мы будет иметь большую задержку в ответ на изменение ставок.</w:t>
       </w:r>
     </w:p>
     <w:p>
@@ -1869,50 +1703,62 @@
         <w:pStyle w:val="normal"/>
         <w:spacing w:before="240" w:after="240"/>
         <w:rPr>
-          <w:lang w:val="ru-RU"/>
-        </w:rPr>
-      </w:pPr>
-      <w:r>
-        <w:rPr>
-          <w:lang w:val="ru-RU"/>
-        </w:rPr>
-        <w:t>Также можно каждый раз по запросу из системы кол центра загружать актуальные ставки.</w:t>
-      </w:r>
-      <w:r>
-        <w:rPr>
-          <w:lang w:val="ru-RU"/>
-        </w:rPr>
-        <w:t xml:space="preserve"> Данное решение тоже имеет слабые стороны, </w:t>
+          <w:lang w:val="en-US"/>
+        </w:rPr>
+      </w:pPr>
+      <w:r>
+        <w:t>Решение могло бы быть загрузка ставок напрямую из АБС, но это создает дополнительную нагрузку.</w:t>
+      </w:r>
+    </w:p>
+    <w:p>
+      <w:pPr>
+        <w:pStyle w:val="normal"/>
+        <w:spacing w:before="240" w:after="240"/>
+      </w:pPr>
+      <w:r>
+        <w:t xml:space="preserve">Ещё одним решение может быть интеграция системы </w:t>
+      </w:r>
+      <w:proofErr w:type="spellStart"/>
+      <w:r>
+        <w:t>кол-центра</w:t>
+      </w:r>
+      <w:proofErr w:type="spellEnd"/>
+      <w:r>
+        <w:t xml:space="preserve"> с </w:t>
+      </w:r>
+      <w:r>
+        <w:rPr>
+          <w:lang w:val="en-US"/>
+        </w:rPr>
+        <w:t>Kafka</w:t>
+      </w:r>
+      <w:r>
+        <w:t xml:space="preserve"> </w:t>
+      </w:r>
+      <w:r>
+        <w:t xml:space="preserve">и хранение ставок </w:t>
       </w:r>
       <w:proofErr w:type="gramStart"/>
       <w:r>
-        <w:rPr>
-          <w:lang w:val="ru-RU"/>
-        </w:rPr>
-        <w:t>например</w:t>
+        <w:t>в</w:t>
       </w:r>
       <w:proofErr w:type="gramEnd"/>
       <w:r>
-        <w:rPr>
-          <w:lang w:val="ru-RU"/>
-        </w:rPr>
-        <w:t xml:space="preserve"> перестан</w:t>
-      </w:r>
-      <w:r>
-        <w:rPr>
-          <w:lang w:val="ru-RU"/>
-        </w:rPr>
-        <w:t>ет работать в случае отказа АБС, хотя это было бы меньшей из проблем.</w:t>
-      </w:r>
-    </w:p>
-    <w:p>
-      <w:pPr>
-        <w:pStyle w:val="normal"/>
-        <w:spacing w:before="240" w:after="240"/>
-        <w:rPr>
-          <w:lang w:val="ru-RU"/>
-        </w:rPr>
-      </w:pPr>
+        <w:t xml:space="preserve"> своей система. Это позволит работать, даже в случае серьёзных отказов, но приведёт к наличию нескольких мест</w:t>
+      </w:r>
+      <w:r>
+        <w:t>,</w:t>
+      </w:r>
+      <w:r>
+        <w:t xml:space="preserve"> где эти ставки хранятся.</w:t>
+      </w:r>
+      <w:r>
+        <w:t xml:space="preserve"> Сервис депозитов </w:t>
+      </w:r>
+      <w:r>
+        <w:lastRenderedPageBreak/>
+        <w:t>рассматривается как основное место хранения ставок и его производительности должно быть достаточно.</w:t>
+      </w:r>
     </w:p>
     <w:p>
       <w:pPr>
@@ -1938,43 +1784,36 @@
     <w:p>
       <w:pPr>
         <w:pStyle w:val="normal"/>
-        <w:rPr>
-          <w:lang w:val="ru-RU"/>
-        </w:rPr>
       </w:pPr>
       <w:r>
         <w:t>Добавление очереди сообщений требует особого внимания. Этот ко</w:t>
       </w:r>
       <w:r>
-        <w:t>мпонент должен быть очень надёж</w:t>
-      </w:r>
-      <w:proofErr w:type="spellStart"/>
-      <w:r>
-        <w:rPr>
-          <w:lang w:val="ru-RU"/>
-        </w:rPr>
-        <w:t>н</w:t>
-      </w:r>
-      <w:r>
-        <w:t>ым</w:t>
-      </w:r>
-      <w:proofErr w:type="spellEnd"/>
-      <w:r>
-        <w:t>.</w:t>
-      </w:r>
-      <w:r>
-        <w:rPr>
-          <w:lang w:val="ru-RU"/>
-        </w:rPr>
+        <w:t>мпонент должен быть очень надёжн</w:t>
+      </w:r>
+      <w:r>
+        <w:t>ым.</w:t>
+      </w:r>
+      <w:r>
         <w:t xml:space="preserve"> Это значительно усложняет дизайн.</w:t>
       </w:r>
     </w:p>
     <w:p>
       <w:pPr>
         <w:pStyle w:val="normal"/>
-        <w:rPr>
-          <w:lang w:val="ru-RU"/>
-        </w:rPr>
+      </w:pPr>
+    </w:p>
+    <w:p>
+      <w:pPr>
+        <w:pStyle w:val="normal"/>
+      </w:pPr>
+      <w:r>
+        <w:t>Текущая производительность АБС очень низкая, прямая интеграция в неё может создать проблемы.</w:t>
+      </w:r>
+    </w:p>
+    <w:p>
+      <w:pPr>
+        <w:pStyle w:val="normal"/>
       </w:pPr>
     </w:p>
     <w:sectPr>
@@ -1995,7 +1834,7 @@
         <w:rFonts w:ascii="Arial" w:eastAsia="Arial" w:hAnsi="Arial" w:cs="Arial"/>
         <w:sz w:val="22"/>
         <w:szCs w:val="22"/>
-        <w:lang w:eastAsia="ru-RU" w:bidi="ar-SA"/>
+        <w:lang w:val="ru-RU" w:eastAsia="ru-RU" w:bidi="ar-SA"/>
       </w:rPr>
     </w:rPrDefault>
     <w:pPrDefault>
@@ -2146,6 +1985,7 @@
   <w:style w:type="paragraph" w:default="1" w:styleId="a">
     <w:name w:val="Normal"/>
     <w:qFormat/>
+    <w:rsid w:val="00A51360"/>
   </w:style>
   <w:style w:type="paragraph" w:styleId="1">
     <w:name w:val="heading 1"/>
@@ -2247,6 +2087,7 @@
   <w:style w:type="character" w:default="1" w:styleId="a0">
     <w:name w:val="Default Paragraph Font"/>
     <w:uiPriority w:val="1"/>
+    <w:semiHidden/>
     <w:unhideWhenUsed/>
   </w:style>
   <w:style w:type="table" w:default="1" w:styleId="a1">
@@ -2360,7 +2201,6 @@
       <w:rFonts w:ascii="Times New Roman" w:eastAsia="Times New Roman" w:hAnsi="Times New Roman" w:cs="Times New Roman"/>
       <w:sz w:val="24"/>
       <w:szCs w:val="24"/>
-      <w:lang w:val="ru-RU"/>
     </w:rPr>
   </w:style>
   <w:style w:type="paragraph" w:styleId="a8">
